--- a/supplementary files/Supplementary_S3.docx
+++ b/supplementary files/Supplementary_S3.docx
@@ -954,7 +954,18 @@
           <w:szCs w:val="20"/>
           <w:lang w:val="en-US" w:eastAsia="de-DE"/>
         </w:rPr>
-        <w:t>Four phase workflow for developing the SECM-CAT security requirements catalog, from source identification and requirement extraction to harmonization, consolidation into an SRS structure, and iterative maintenance</w:t>
+        <w:t>W</w:t>
+      </w:r>
+      <w:r>
+        <w:rPr>
+          <w:rFonts w:ascii="Times" w:eastAsia="Times New Roman" w:hAnsi="Times" w:cs="Times"/>
+          <w:b/>
+          <w:bCs/>
+          <w:sz w:val="17"/>
+          <w:szCs w:val="20"/>
+          <w:lang w:val="en-US" w:eastAsia="de-DE"/>
+        </w:rPr>
+        <w:t>orkflow for developing the SECM-CAT security requirements catalog, from source identification and requirement extraction to harmonization, consolidation into an SRS structure, and iterative maintenance</w:t>
       </w:r>
       <w:r>
         <w:rPr>
@@ -1238,7 +1249,6 @@
           <w:szCs w:val="20"/>
           <w:lang w:val="en-US" w:eastAsia="de-DE"/>
         </w:rPr>
-        <w:lastRenderedPageBreak/>
         <w:t xml:space="preserve">SIREN has been applied in previous research to develop horizontal requirements catalogs on usability, sustainability, and internationalization  </w:t>
       </w:r>
       <w:sdt>
@@ -1277,7 +1287,17 @@
           <w:szCs w:val="20"/>
           <w:lang w:val="en-US" w:eastAsia="de-DE"/>
         </w:rPr>
-        <w:t xml:space="preserve">, and vertical catalogs on CARE tools and teleoperated systems </w:t>
+        <w:t xml:space="preserve">, and vertical catalogs on CARE tools and teleoperated </w:t>
+      </w:r>
+      <w:r>
+        <w:rPr>
+          <w:rFonts w:ascii="Times" w:eastAsia="Times New Roman" w:hAnsi="Times" w:cs="Times"/>
+          <w:sz w:val="20"/>
+          <w:szCs w:val="20"/>
+          <w:lang w:val="en-US" w:eastAsia="de-DE"/>
+        </w:rPr>
+        <w:lastRenderedPageBreak/>
+        <w:t xml:space="preserve">systems </w:t>
       </w:r>
       <w:sdt>
         <w:sdtPr>
@@ -1966,7 +1986,27 @@
                 <w:szCs w:val="16"/>
                 <w:lang w:eastAsia="de-DE"/>
               </w:rPr>
-              <w:t xml:space="preserve">Android Open Source Project </w:t>
+              <w:t xml:space="preserve">Android </w:t>
+            </w:r>
+            <w:proofErr w:type="gramStart"/>
+            <w:r>
+              <w:rPr>
+                <w:rFonts w:ascii="Times" w:eastAsia="Times New Roman" w:hAnsi="Times" w:cs="Times"/>
+                <w:sz w:val="16"/>
+                <w:szCs w:val="16"/>
+                <w:lang w:eastAsia="de-DE"/>
+              </w:rPr>
+              <w:t>Open Source</w:t>
+            </w:r>
+            <w:proofErr w:type="gramEnd"/>
+            <w:r>
+              <w:rPr>
+                <w:rFonts w:ascii="Times" w:eastAsia="Times New Roman" w:hAnsi="Times" w:cs="Times"/>
+                <w:sz w:val="16"/>
+                <w:szCs w:val="16"/>
+                <w:lang w:eastAsia="de-DE"/>
+              </w:rPr>
+              <w:t xml:space="preserve"> Project </w:t>
             </w:r>
             <w:sdt>
               <w:sdtPr>
@@ -5083,7 +5123,6 @@
                 <w:szCs w:val="16"/>
                 <w:lang w:eastAsia="de-DE"/>
               </w:rPr>
-              <w:lastRenderedPageBreak/>
               <w:t xml:space="preserve">K. Escarfullet, et al </w:t>
             </w:r>
             <w:sdt>
@@ -6639,7 +6678,6 @@
                 <w:szCs w:val="16"/>
                 <w:lang w:val="en-US"/>
               </w:rPr>
-              <w:lastRenderedPageBreak/>
               <w:t>Design constraints</w:t>
             </w:r>
           </w:p>
@@ -6671,6 +6709,7 @@
                 <w:szCs w:val="16"/>
                 <w:lang w:val="en-US"/>
               </w:rPr>
+              <w:lastRenderedPageBreak/>
               <w:t>Standards compliance</w:t>
             </w:r>
           </w:p>
@@ -7310,27 +7349,7 @@
             <w:szCs w:val="20"/>
             <w:lang w:val="en-US" w:eastAsia="de-DE"/>
           </w:rPr>
-          <w:t>Software Requirements Specification for Security on mHeal</w:t>
-        </w:r>
-        <w:r>
-          <w:rPr>
-            <w:rStyle w:val="Hipervnculo"/>
-            <w:rFonts w:ascii="Times" w:eastAsia="Times New Roman" w:hAnsi="Times" w:cs="Times"/>
-            <w:sz w:val="20"/>
-            <w:szCs w:val="20"/>
-            <w:lang w:val="en-US" w:eastAsia="de-DE"/>
-          </w:rPr>
-          <w:t>t</w:t>
-        </w:r>
-        <w:r>
-          <w:rPr>
-            <w:rStyle w:val="Hipervnculo"/>
-            <w:rFonts w:ascii="Times" w:eastAsia="Times New Roman" w:hAnsi="Times" w:cs="Times"/>
-            <w:sz w:val="20"/>
-            <w:szCs w:val="20"/>
-            <w:lang w:val="en-US" w:eastAsia="de-DE"/>
-          </w:rPr>
-          <w:t>h applications</w:t>
+          <w:t>Software Requirements Specification for Security on mHealth applications</w:t>
         </w:r>
       </w:hyperlink>
       <w:r>
@@ -8427,7 +8446,6 @@
                 <w:szCs w:val="16"/>
                 <w:lang w:val="en-US" w:eastAsia="de-DE"/>
               </w:rPr>
-              <w:lastRenderedPageBreak/>
               <w:t xml:space="preserve">Validation criteria: </w:t>
             </w:r>
           </w:p>
@@ -8457,6 +8475,7 @@
                 <w:szCs w:val="16"/>
                 <w:lang w:val="en-US" w:eastAsia="de-DE"/>
               </w:rPr>
+              <w:lastRenderedPageBreak/>
               <w:t>Enforcing Limitations on Embedded Content:</w:t>
             </w:r>
           </w:p>
@@ -8663,6 +8682,7 @@
                 <w:szCs w:val="16"/>
                 <w:lang w:val="en-US" w:eastAsia="de-DE"/>
               </w:rPr>
+              <w:lastRenderedPageBreak/>
               <w:t xml:space="preserve">Requested by: </w:t>
             </w:r>
             <w:r>
@@ -10230,7 +10250,27 @@
               <w:lang w:val="en-US"/>
             </w:rPr>
             <w:tab/>
-            <w:t>Android Open Source Project, “Improve your app’s security  |  App quality  |  Android Developers,” Apr. 18, 2024. [Online]. Available: https://developer.android.com/privacy-and-security/security-best-practices#java</w:t>
+            <w:t xml:space="preserve">Android Open Source Project, “Improve your app’s </w:t>
+          </w:r>
+          <w:proofErr w:type="gramStart"/>
+          <w:r>
+            <w:rPr>
+              <w:rFonts w:ascii="Times" w:eastAsia="Times New Roman" w:hAnsi="Times" w:cs="Times"/>
+              <w:color w:val="000000"/>
+              <w:sz w:val="20"/>
+              <w:lang w:val="en-US"/>
+            </w:rPr>
+            <w:t>security  |</w:t>
+          </w:r>
+          <w:proofErr w:type="gramEnd"/>
+          <w:r>
+            <w:rPr>
+              <w:rFonts w:ascii="Times" w:eastAsia="Times New Roman" w:hAnsi="Times" w:cs="Times"/>
+              <w:color w:val="000000"/>
+              <w:sz w:val="20"/>
+              <w:lang w:val="en-US"/>
+            </w:rPr>
+            <w:t>  App quality  |  Android Developers,” Apr. 18, 2024. [Online]. Available: https://developer.android.com/privacy-and-security/security-best-practices#java</w:t>
           </w:r>
         </w:p>
         <w:p>
@@ -10462,7 +10502,27 @@
               <w:lang w:val="en-US"/>
             </w:rPr>
             <w:tab/>
-            <w:t>“eCFR :: 45 CFR Part 164 Subpart C -- Security Standards for the Protection of Electronic Protected Health Information.” Accessed: Sep. 27, 2023. [Online]. Available: https://www.ecfr.gov/current/title-45/subtitle-A/subchapter-C/part-164/subpart-C</w:t>
+            <w:t>“</w:t>
+          </w:r>
+          <w:proofErr w:type="gramStart"/>
+          <w:r>
+            <w:rPr>
+              <w:rFonts w:ascii="Times" w:eastAsia="Times New Roman" w:hAnsi="Times" w:cs="Times"/>
+              <w:color w:val="000000"/>
+              <w:sz w:val="20"/>
+              <w:lang w:val="en-US"/>
+            </w:rPr>
+            <w:t>eCFR :</w:t>
+          </w:r>
+          <w:proofErr w:type="gramEnd"/>
+          <w:r>
+            <w:rPr>
+              <w:rFonts w:ascii="Times" w:eastAsia="Times New Roman" w:hAnsi="Times" w:cs="Times"/>
+              <w:color w:val="000000"/>
+              <w:sz w:val="20"/>
+              <w:lang w:val="en-US"/>
+            </w:rPr>
+            <w:t>: 45 CFR Part 164 Subpart C -- Security Standards for the Protection of Electronic Protected Health Information.” Accessed: Sep. 27, 2023. [Online]. Available: https://www.ecfr.gov/current/title-45/subtitle-A/subchapter-C/part-164/subpart-C</w:t>
           </w:r>
         </w:p>
         <w:p>
@@ -10773,7 +10833,27 @@
               <w:lang w:val="en-US"/>
             </w:rPr>
             <w:tab/>
-            <w:t xml:space="preserve">L. Zhou, J. Bao, V. Watzlaf, and B. Parmanto, “Barriers to and Facilitators of the Use of Mobile Health Apps From a Security Perspective: Mixed-Methods Study,” </w:t>
+            <w:t xml:space="preserve">L. Zhou, J. Bao, V. Watzlaf, and B. Parmanto, “Barriers to and Facilitators of the Use of Mobile Health Apps </w:t>
+          </w:r>
+          <w:proofErr w:type="gramStart"/>
+          <w:r>
+            <w:rPr>
+              <w:rFonts w:ascii="Times" w:eastAsia="Times New Roman" w:hAnsi="Times" w:cs="Times"/>
+              <w:color w:val="000000"/>
+              <w:sz w:val="20"/>
+              <w:lang w:val="en-US"/>
+            </w:rPr>
+            <w:t>From</w:t>
+          </w:r>
+          <w:proofErr w:type="gramEnd"/>
+          <w:r>
+            <w:rPr>
+              <w:rFonts w:ascii="Times" w:eastAsia="Times New Roman" w:hAnsi="Times" w:cs="Times"/>
+              <w:color w:val="000000"/>
+              <w:sz w:val="20"/>
+              <w:lang w:val="en-US"/>
+            </w:rPr>
+            <w:t xml:space="preserve"> a Security Perspective: Mixed-Methods Study,” </w:t>
           </w:r>
           <w:r>
             <w:rPr>
@@ -16416,6 +16496,7 @@
     <w:rsid w:val="00071EC7"/>
     <w:rsid w:val="001E52CB"/>
     <w:rsid w:val="002057EA"/>
+    <w:rsid w:val="00217D17"/>
     <w:rsid w:val="002521E5"/>
     <w:rsid w:val="003073DE"/>
     <w:rsid w:val="00364B03"/>
